--- a/deliverables/V4-V11_SYNC/PACKAGES/NEW_V08_Synchronized_Production_Package/05_SHORTS/Three_Candidate_Shorts.docx
+++ b/deliverables/V4-V11_SYNC/PACKAGES/NEW_V08_Synchronized_Production_Package/05_SHORTS/Three_Candidate_Shorts.docx
@@ -106,7 +106,7 @@
         <w:rPr>
           <w:sz w:val="21"/>
         </w:rPr>
-        <w:t>Wednesday, September 16, 2026 | 1:46 PM CT</w:t>
+        <w:t>Wednesday, September 16, 2026 | 3:16 PM CT</w:t>
       </w:r>
     </w:p>
     <w:p>
@@ -292,7 +292,7 @@
                 <w:i w:val="0"/>
                 <w:sz w:val="17"/>
               </w:rPr>
-              <w:t>70</w:t>
+              <w:t>125</w:t>
             </w:r>
           </w:p>
         </w:tc>
@@ -311,7 +311,7 @@
                 <w:i w:val="0"/>
                 <w:sz w:val="17"/>
               </w:rPr>
-              <w:t>0:25</w:t>
+              <w:t>0:45</w:t>
             </w:r>
           </w:p>
         </w:tc>
@@ -370,7 +370,7 @@
                 <w:i w:val="0"/>
                 <w:sz w:val="17"/>
               </w:rPr>
-              <w:t>62</w:t>
+              <w:t>81</w:t>
             </w:r>
           </w:p>
         </w:tc>
@@ -389,7 +389,7 @@
                 <w:i w:val="0"/>
                 <w:sz w:val="17"/>
               </w:rPr>
-              <w:t>0:23</w:t>
+              <w:t>0:29</w:t>
             </w:r>
           </w:p>
         </w:tc>
@@ -448,7 +448,7 @@
                 <w:i w:val="0"/>
                 <w:sz w:val="17"/>
               </w:rPr>
-              <w:t>62</w:t>
+              <w:t>83</w:t>
             </w:r>
           </w:p>
         </w:tc>
@@ -467,7 +467,7 @@
                 <w:i w:val="0"/>
                 <w:sz w:val="17"/>
               </w:rPr>
-              <w:t>0:23</w:t>
+              <w:t>0:30</w:t>
             </w:r>
           </w:p>
         </w:tc>
@@ -584,7 +584,7 @@
           <w:i w:val="0"/>
           <w:sz w:val="22"/>
         </w:rPr>
-        <w:t>Email gone.</w:t>
+        <w:t>Email gone. Dashboard gone. Project folders gone.</w:t>
       </w:r>
     </w:p>
     <w:p>
@@ -597,7 +597,7 @@
           <w:i w:val="0"/>
           <w:sz w:val="22"/>
         </w:rPr>
-        <w:t>Dashboard gone.</w:t>
+        <w:t>Now imagine that six months later an interviewer asks: What exactly changed because of your work? You remember doing good work. You remember that the project mattered.</w:t>
       </w:r>
     </w:p>
     <w:p>
@@ -610,7 +610,7 @@
           <w:i w:val="0"/>
           <w:sz w:val="22"/>
         </w:rPr>
-        <w:t>Project folders gone.</w:t>
+        <w:t>But was the improvement 27% or 37%? Did you own the decision or the rollout? What was the baseline?</w:t>
       </w:r>
     </w:p>
     <w:p>
@@ -623,59 +623,7 @@
           <w:i w:val="0"/>
           <w:sz w:val="22"/>
         </w:rPr>
-        <w:t>You remember doing good work.</w:t>
-      </w:r>
-    </w:p>
-    <w:p>
-      <w:pPr>
-        <w:spacing w:before="0" w:after="80"/>
-      </w:pPr>
-      <w:r>
-        <w:rPr>
-          <w:b w:val="0"/>
-          <w:i w:val="0"/>
-          <w:sz w:val="22"/>
-        </w:rPr>
-        <w:t>You remember that the project mattered.</w:t>
-      </w:r>
-    </w:p>
-    <w:p>
-      <w:pPr>
-        <w:spacing w:before="0" w:after="80"/>
-      </w:pPr>
-      <w:r>
-        <w:rPr>
-          <w:b w:val="0"/>
-          <w:i w:val="0"/>
-          <w:sz w:val="22"/>
-        </w:rPr>
-        <w:t>But was the improvement 27% or 37%?</w:t>
-      </w:r>
-    </w:p>
-    <w:p>
-      <w:pPr>
-        <w:spacing w:before="0" w:after="80"/>
-      </w:pPr>
-      <w:r>
-        <w:rPr>
-          <w:b w:val="0"/>
-          <w:i w:val="0"/>
-          <w:sz w:val="22"/>
-        </w:rPr>
-        <w:t>Did you own the decision or the rollout?</w:t>
-      </w:r>
-    </w:p>
-    <w:p>
-      <w:pPr>
-        <w:spacing w:before="0" w:after="80"/>
-      </w:pPr>
-      <w:r>
-        <w:rPr>
-          <w:b w:val="0"/>
-          <w:i w:val="0"/>
-          <w:sz w:val="22"/>
-        </w:rPr>
-        <w:t>What was the baseline?</w:t>
+        <w:t>That is why I think the worst time to reconstruct your career evidence is after you lose access to it.</w:t>
       </w:r>
     </w:p>
     <w:p>
@@ -704,7 +652,7 @@
           <w:i w:val="0"/>
           <w:sz w:val="22"/>
         </w:rPr>
-        <w:t>That is why I think the worst time to reconstruct your career evidence is after you lose access to it.</w:t>
+        <w:t>Pick one project and write five things in your own words: baseline, scope, the decision that was yours, the result, and how the result was judged. Then ask what you are allowed to keep or say outside the company.</w:t>
       </w:r>
     </w:p>
     <w:p>
@@ -828,33 +776,7 @@
           <w:i w:val="0"/>
           <w:sz w:val="22"/>
         </w:rPr>
-        <w:t>Do not copy customer data.</w:t>
-      </w:r>
-    </w:p>
-    <w:p>
-      <w:pPr>
-        <w:spacing w:before="0" w:after="80"/>
-      </w:pPr>
-      <w:r>
-        <w:rPr>
-          <w:b w:val="0"/>
-          <w:i w:val="0"/>
-          <w:sz w:val="22"/>
-        </w:rPr>
-        <w:t>The goal is not to keep the company’s files.</w:t>
-      </w:r>
-    </w:p>
-    <w:p>
-      <w:pPr>
-        <w:spacing w:before="0" w:after="80"/>
-      </w:pPr>
-      <w:r>
-        <w:rPr>
-          <w:b w:val="0"/>
-          <w:i w:val="0"/>
-          <w:sz w:val="22"/>
-        </w:rPr>
-        <w:t>The goal is to keep a lawful record of your own work.</w:t>
+        <w:t>Do not copy customer data. Do not take private reports, screenshots, source code, internal financial information, or anything you are not allowed to keep. The goal is not to keep the company’s files. The goal is to keep a lawful record of your own work.</w:t>
       </w:r>
     </w:p>
     <w:p>
@@ -1033,7 +955,7 @@
           <w:i w:val="0"/>
           <w:sz w:val="22"/>
         </w:rPr>
-        <w:t>But later is often when the details are hardest to remember.</w:t>
+        <w:t>But later is often when the details are hardest to remember. And sometimes later is after your access is already gone.</w:t>
       </w:r>
     </w:p>
     <w:p>
@@ -1046,7 +968,7 @@
           <w:i w:val="0"/>
           <w:sz w:val="22"/>
         </w:rPr>
-        <w:t>And sometimes later is after your access is already gone.</w:t>
+        <w:t>Once a month, take ten minutes and write down: What changed? What was mine?</w:t>
       </w:r>
     </w:p>
     <w:p>
@@ -1059,46 +981,7 @@
           <w:i w:val="0"/>
           <w:sz w:val="22"/>
         </w:rPr>
-        <w:t>Once a month, take ten minutes and write down: What changed?</w:t>
-      </w:r>
-    </w:p>
-    <w:p>
-      <w:pPr>
-        <w:spacing w:before="0" w:after="80"/>
-      </w:pPr>
-      <w:r>
-        <w:rPr>
-          <w:b w:val="0"/>
-          <w:i w:val="0"/>
-          <w:sz w:val="22"/>
-        </w:rPr>
-        <w:t>What was mine?</w:t>
-      </w:r>
-    </w:p>
-    <w:p>
-      <w:pPr>
-        <w:spacing w:before="0" w:after="80"/>
-      </w:pPr>
-      <w:r>
-        <w:rPr>
-          <w:b w:val="0"/>
-          <w:i w:val="0"/>
-          <w:sz w:val="22"/>
-        </w:rPr>
-        <w:t>What was hard?</w:t>
-      </w:r>
-    </w:p>
-    <w:p>
-      <w:pPr>
-        <w:spacing w:before="0" w:after="80"/>
-      </w:pPr>
-      <w:r>
-        <w:rPr>
-          <w:b w:val="0"/>
-          <w:i w:val="0"/>
-          <w:sz w:val="22"/>
-        </w:rPr>
-        <w:t>What proof do I have?</w:t>
+        <w:t>What was hard? What proof do I have? What would I be allowed to say outside this company?</w:t>
       </w:r>
     </w:p>
     <w:p>
@@ -1127,7 +1010,7 @@
           <w:i w:val="0"/>
           <w:sz w:val="22"/>
         </w:rPr>
-        <w:t>What would I be allowed to say outside this company?</w:t>
+        <w:t>That last question matters. You want a version of the story that is useful and also safe to carry with you.</w:t>
       </w:r>
     </w:p>
     <w:p>

--- a/deliverables/V4-V11_SYNC/PACKAGES/NEW_V08_Synchronized_Production_Package/05_SHORTS/Three_Candidate_Shorts.docx
+++ b/deliverables/V4-V11_SYNC/PACKAGES/NEW_V08_Synchronized_Production_Package/05_SHORTS/Three_Candidate_Shorts.docx
@@ -106,7 +106,7 @@
         <w:rPr>
           <w:sz w:val="21"/>
         </w:rPr>
-        <w:t>Wednesday, September 16, 2026 | 3:16 PM CT</w:t>
+        <w:t>Wednesday, September 16, 2026 | 3:21 PM CT</w:t>
       </w:r>
     </w:p>
     <w:p>
@@ -668,6 +668,369 @@
           <w:color w:val="8A6D1E"/>
           <w:sz w:val="17"/>
         </w:rPr>
+        <w:t>OPENING, SPECIFIC TO THIS SHORT</w:t>
+      </w:r>
+    </w:p>
+    <w:tbl>
+      <w:tblPr>
+        <w:tblW w:type="auto" w:w="0"/>
+        <w:jc w:val="left"/>
+        <w:tblBorders>
+          <w:top w:val="single" w:sz="4" w:space="0" w:color="C9BFA8"/>
+          <w:left w:val="single" w:sz="4" w:space="0" w:color="C9BFA8"/>
+          <w:bottom w:val="single" w:sz="4" w:space="0" w:color="C9BFA8"/>
+          <w:right w:val="single" w:sz="4" w:space="0" w:color="C9BFA8"/>
+          <w:insideH w:val="single" w:sz="4" w:space="0" w:color="C9BFA8"/>
+          <w:insideV w:val="single" w:sz="4" w:space="0" w:color="C9BFA8"/>
+        </w:tblBorders>
+        <w:tblLayout w:type="fixed"/>
+        <w:tblLook w:firstColumn="1" w:firstRow="1" w:lastColumn="0" w:lastRow="0" w:noHBand="0" w:noVBand="1" w:val="04A0"/>
+      </w:tblPr>
+      <w:tblGrid>
+        <w:gridCol w:w="4824"/>
+        <w:gridCol w:w="4824"/>
+      </w:tblGrid>
+      <w:tr>
+        <w:trPr>
+          <w:tblHeader w:val="true"/>
+        </w:trPr>
+        <w:tc>
+          <w:tcPr>
+            <w:tcW w:type="dxa" w:w="1872"/>
+            <w:shd w:val="clear" w:color="auto" w:fill="F3EFE6"/>
+          </w:tcPr>
+          <w:p>
+            <w:pPr>
+              <w:spacing w:before="60" w:after="60" w:line="264" w:lineRule="auto"/>
+            </w:pPr>
+            <w:r/>
+            <w:r>
+              <w:rPr>
+                <w:b/>
+                <w:i w:val="0"/>
+                <w:color w:val="112345"/>
+                <w:sz w:val="17"/>
+              </w:rPr>
+            </w:r>
+          </w:p>
+        </w:tc>
+        <w:tc>
+          <w:tcPr>
+            <w:tcW w:type="dxa" w:w="7776"/>
+            <w:shd w:val="clear" w:color="auto" w:fill="F3EFE6"/>
+          </w:tcPr>
+          <w:p>
+            <w:pPr>
+              <w:spacing w:before="60" w:after="60" w:line="264" w:lineRule="auto"/>
+            </w:pPr>
+            <w:r/>
+            <w:r>
+              <w:rPr>
+                <w:b/>
+                <w:i w:val="0"/>
+                <w:color w:val="112345"/>
+                <w:sz w:val="17"/>
+              </w:rPr>
+            </w:r>
+          </w:p>
+        </w:tc>
+      </w:tr>
+      <w:tr>
+        <w:tc>
+          <w:tcPr>
+            <w:tcW w:type="dxa" w:w="1872"/>
+          </w:tcPr>
+          <w:p>
+            <w:pPr>
+              <w:spacing w:before="60" w:after="60" w:line="264" w:lineRule="auto"/>
+            </w:pPr>
+            <w:r/>
+            <w:r>
+              <w:rPr>
+                <w:b w:val="0"/>
+                <w:i w:val="0"/>
+                <w:sz w:val="17"/>
+              </w:rPr>
+              <w:t>On-screen text</w:t>
+            </w:r>
+          </w:p>
+        </w:tc>
+        <w:tc>
+          <w:tcPr>
+            <w:tcW w:type="dxa" w:w="7776"/>
+          </w:tcPr>
+          <w:p>
+            <w:pPr>
+              <w:spacing w:before="60" w:after="60" w:line="264" w:lineRule="auto"/>
+            </w:pPr>
+            <w:r/>
+            <w:r>
+              <w:rPr>
+                <w:b w:val="0"/>
+                <w:i w:val="0"/>
+                <w:sz w:val="17"/>
+              </w:rPr>
+              <w:t>You cannot.</w:t>
+            </w:r>
+          </w:p>
+        </w:tc>
+      </w:tr>
+      <w:tr>
+        <w:tc>
+          <w:tcPr>
+            <w:tcW w:type="dxa" w:w="1872"/>
+          </w:tcPr>
+          <w:p>
+            <w:pPr>
+              <w:spacing w:before="60" w:after="60" w:line="264" w:lineRule="auto"/>
+            </w:pPr>
+            <w:r/>
+            <w:r>
+              <w:rPr>
+                <w:b w:val="0"/>
+                <w:i w:val="0"/>
+                <w:sz w:val="17"/>
+              </w:rPr>
+              <w:t>Opening visual</w:t>
+            </w:r>
+          </w:p>
+        </w:tc>
+        <w:tc>
+          <w:tcPr>
+            <w:tcW w:type="dxa" w:w="7776"/>
+          </w:tcPr>
+          <w:p>
+            <w:pPr>
+              <w:spacing w:before="60" w:after="60" w:line="264" w:lineRule="auto"/>
+            </w:pPr>
+            <w:r/>
+            <w:r>
+              <w:rPr>
+                <w:b w:val="0"/>
+                <w:i w:val="0"/>
+                <w:sz w:val="17"/>
+              </w:rPr>
+              <w:t>Camera, 9:16</w:t>
+            </w:r>
+          </w:p>
+        </w:tc>
+      </w:tr>
+      <w:tr>
+        <w:tc>
+          <w:tcPr>
+            <w:tcW w:type="dxa" w:w="1872"/>
+          </w:tcPr>
+          <w:p>
+            <w:pPr>
+              <w:spacing w:before="60" w:after="60" w:line="264" w:lineRule="auto"/>
+            </w:pPr>
+            <w:r/>
+            <w:r>
+              <w:rPr>
+                <w:b w:val="0"/>
+                <w:i w:val="0"/>
+                <w:sz w:val="17"/>
+              </w:rPr>
+              <w:t>Sound</w:t>
+            </w:r>
+          </w:p>
+        </w:tc>
+        <w:tc>
+          <w:tcPr>
+            <w:tcW w:type="dxa" w:w="7776"/>
+          </w:tcPr>
+          <w:p>
+            <w:pPr>
+              <w:spacing w:before="60" w:after="60" w:line="264" w:lineRule="auto"/>
+            </w:pPr>
+            <w:r/>
+            <w:r>
+              <w:rPr>
+                <w:b w:val="0"/>
+                <w:i w:val="0"/>
+                <w:sz w:val="17"/>
+              </w:rPr>
+              <w:t>One accent, on “You cannot.”</w:t>
+            </w:r>
+          </w:p>
+        </w:tc>
+      </w:tr>
+    </w:tbl>
+    <w:p>
+      <w:pPr>
+        <w:spacing w:after="120"/>
+      </w:pPr>
+    </w:p>
+    <w:p>
+      <w:pPr>
+        <w:spacing w:before="200" w:after="60"/>
+        <w:keepNext w:val="1"/>
+        <w:keepLines w:val="1"/>
+      </w:pPr>
+      <w:r>
+        <w:rPr>
+          <w:b/>
+          <w:i w:val="0"/>
+          <w:color w:val="8A6D1E"/>
+          <w:sz w:val="17"/>
+        </w:rPr>
+        <w:t>CUT TO</w:t>
+      </w:r>
+    </w:p>
+    <w:tbl>
+      <w:tblPr>
+        <w:tblW w:type="auto" w:w="0"/>
+        <w:jc w:val="left"/>
+        <w:tblBorders>
+          <w:top w:val="single" w:sz="4" w:space="0" w:color="C9BFA8"/>
+          <w:left w:val="single" w:sz="4" w:space="0" w:color="C9BFA8"/>
+          <w:bottom w:val="single" w:sz="4" w:space="0" w:color="C9BFA8"/>
+          <w:right w:val="single" w:sz="4" w:space="0" w:color="C9BFA8"/>
+          <w:insideH w:val="single" w:sz="4" w:space="0" w:color="C9BFA8"/>
+          <w:insideV w:val="single" w:sz="4" w:space="0" w:color="C9BFA8"/>
+        </w:tblBorders>
+        <w:tblLayout w:type="fixed"/>
+        <w:tblLook w:firstColumn="1" w:firstRow="1" w:lastColumn="0" w:lastRow="0" w:noHBand="0" w:noVBand="1" w:val="04A0"/>
+      </w:tblPr>
+      <w:tblGrid>
+        <w:gridCol w:w="4824"/>
+        <w:gridCol w:w="4824"/>
+      </w:tblGrid>
+      <w:tr>
+        <w:trPr>
+          <w:tblHeader w:val="true"/>
+        </w:trPr>
+        <w:tc>
+          <w:tcPr>
+            <w:tcW w:type="dxa" w:w="4896"/>
+            <w:shd w:val="clear" w:color="auto" w:fill="F3EFE6"/>
+          </w:tcPr>
+          <w:p>
+            <w:pPr>
+              <w:spacing w:before="60" w:after="60" w:line="264" w:lineRule="auto"/>
+            </w:pPr>
+            <w:r/>
+            <w:r>
+              <w:rPr>
+                <w:b/>
+                <w:i w:val="0"/>
+                <w:color w:val="112345"/>
+                <w:sz w:val="17"/>
+              </w:rPr>
+              <w:t>ON THESE WORDS</w:t>
+            </w:r>
+          </w:p>
+        </w:tc>
+        <w:tc>
+          <w:tcPr>
+            <w:tcW w:type="dxa" w:w="4752"/>
+            <w:shd w:val="clear" w:color="auto" w:fill="F3EFE6"/>
+          </w:tcPr>
+          <w:p>
+            <w:pPr>
+              <w:spacing w:before="60" w:after="60" w:line="264" w:lineRule="auto"/>
+            </w:pPr>
+            <w:r/>
+            <w:r>
+              <w:rPr>
+                <w:b/>
+                <w:i w:val="0"/>
+                <w:color w:val="112345"/>
+                <w:sz w:val="17"/>
+              </w:rPr>
+              <w:t>CARD</w:t>
+            </w:r>
+          </w:p>
+        </w:tc>
+      </w:tr>
+      <w:tr>
+        <w:tc>
+          <w:tcPr>
+            <w:tcW w:type="dxa" w:w="4896"/>
+          </w:tcPr>
+          <w:p>
+            <w:pPr>
+              <w:spacing w:before="60" w:after="60" w:line="264" w:lineRule="auto"/>
+            </w:pPr>
+            <w:r/>
+            <w:r>
+              <w:rPr>
+                <w:b w:val="0"/>
+                <w:i w:val="0"/>
+                <w:sz w:val="17"/>
+              </w:rPr>
+              <w:t>You remember doing good work.</w:t>
+            </w:r>
+          </w:p>
+        </w:tc>
+        <w:tc>
+          <w:tcPr>
+            <w:tcW w:type="dxa" w:w="4752"/>
+          </w:tcPr>
+          <w:p>
+            <w:pPr>
+              <w:spacing w:before="60" w:after="60" w:line="264" w:lineRule="auto"/>
+            </w:pPr>
+            <w:r/>
+            <w:r>
+              <w:rPr>
+                <w:b w:val="0"/>
+                <w:i w:val="0"/>
+                <w:sz w:val="17"/>
+              </w:rPr>
+              <w:t>NEW_V8_FS_01_MEMORY_NOT_PROOF</w:t>
+            </w:r>
+          </w:p>
+        </w:tc>
+      </w:tr>
+    </w:tbl>
+    <w:p>
+      <w:pPr>
+        <w:spacing w:after="120"/>
+      </w:pPr>
+    </w:p>
+    <w:p>
+      <w:pPr>
+        <w:spacing w:before="200" w:after="60"/>
+        <w:keepNext w:val="1"/>
+        <w:keepLines w:val="1"/>
+      </w:pPr>
+      <w:r>
+        <w:rPr>
+          <w:b/>
+          <w:i w:val="0"/>
+          <w:color w:val="8A6D1E"/>
+          <w:sz w:val="17"/>
+        </w:rPr>
+        <w:t>PAYOFF FRAME</w:t>
+      </w:r>
+    </w:p>
+    <w:p>
+      <w:pPr>
+        <w:spacing w:before="0" w:after="160"/>
+      </w:pPr>
+      <w:r>
+        <w:rPr>
+          <w:b w:val="0"/>
+          <w:i w:val="0"/>
+          <w:sz w:val="21"/>
+        </w:rPr>
+        <w:t>NEW_V8_FS_02_FIVE_KINDS, held on the ask. It is the last frame.</w:t>
+      </w:r>
+    </w:p>
+    <w:p>
+      <w:pPr>
+        <w:spacing w:before="200" w:after="60"/>
+        <w:keepNext w:val="1"/>
+        <w:keepLines w:val="1"/>
+      </w:pPr>
+      <w:r>
+        <w:rPr>
+          <w:b/>
+          <w:i w:val="0"/>
+          <w:color w:val="8A6D1E"/>
+          <w:sz w:val="17"/>
+        </w:rPr>
         <w:t>STANDS ALONE</w:t>
       </w:r>
     </w:p>
@@ -681,7 +1044,7 @@
           <w:i w:val="0"/>
           <w:sz w:val="21"/>
         </w:rPr>
-        <w:t>Understandable without the long-form video. It is not a trailer, and the ask is the only ask.</w:t>
+        <w:t>Understandable without the long-form video. It is not a trailer, and the ask is the only ask. Every card named above already exists in this video's 04_VISUAL_ASSETS folder.</w:t>
       </w:r>
     </w:p>
     <w:p>
@@ -860,6 +1223,369 @@
           <w:color w:val="8A6D1E"/>
           <w:sz w:val="17"/>
         </w:rPr>
+        <w:t>OPENING, SPECIFIC TO THIS SHORT</w:t>
+      </w:r>
+    </w:p>
+    <w:tbl>
+      <w:tblPr>
+        <w:tblW w:type="auto" w:w="0"/>
+        <w:jc w:val="left"/>
+        <w:tblBorders>
+          <w:top w:val="single" w:sz="4" w:space="0" w:color="C9BFA8"/>
+          <w:left w:val="single" w:sz="4" w:space="0" w:color="C9BFA8"/>
+          <w:bottom w:val="single" w:sz="4" w:space="0" w:color="C9BFA8"/>
+          <w:right w:val="single" w:sz="4" w:space="0" w:color="C9BFA8"/>
+          <w:insideH w:val="single" w:sz="4" w:space="0" w:color="C9BFA8"/>
+          <w:insideV w:val="single" w:sz="4" w:space="0" w:color="C9BFA8"/>
+        </w:tblBorders>
+        <w:tblLayout w:type="fixed"/>
+        <w:tblLook w:firstColumn="1" w:firstRow="1" w:lastColumn="0" w:lastRow="0" w:noHBand="0" w:noVBand="1" w:val="04A0"/>
+      </w:tblPr>
+      <w:tblGrid>
+        <w:gridCol w:w="4824"/>
+        <w:gridCol w:w="4824"/>
+      </w:tblGrid>
+      <w:tr>
+        <w:trPr>
+          <w:tblHeader w:val="true"/>
+        </w:trPr>
+        <w:tc>
+          <w:tcPr>
+            <w:tcW w:type="dxa" w:w="1872"/>
+            <w:shd w:val="clear" w:color="auto" w:fill="F3EFE6"/>
+          </w:tcPr>
+          <w:p>
+            <w:pPr>
+              <w:spacing w:before="60" w:after="60" w:line="264" w:lineRule="auto"/>
+            </w:pPr>
+            <w:r/>
+            <w:r>
+              <w:rPr>
+                <w:b/>
+                <w:i w:val="0"/>
+                <w:color w:val="112345"/>
+                <w:sz w:val="17"/>
+              </w:rPr>
+            </w:r>
+          </w:p>
+        </w:tc>
+        <w:tc>
+          <w:tcPr>
+            <w:tcW w:type="dxa" w:w="7776"/>
+            <w:shd w:val="clear" w:color="auto" w:fill="F3EFE6"/>
+          </w:tcPr>
+          <w:p>
+            <w:pPr>
+              <w:spacing w:before="60" w:after="60" w:line="264" w:lineRule="auto"/>
+            </w:pPr>
+            <w:r/>
+            <w:r>
+              <w:rPr>
+                <w:b/>
+                <w:i w:val="0"/>
+                <w:color w:val="112345"/>
+                <w:sz w:val="17"/>
+              </w:rPr>
+            </w:r>
+          </w:p>
+        </w:tc>
+      </w:tr>
+      <w:tr>
+        <w:tc>
+          <w:tcPr>
+            <w:tcW w:type="dxa" w:w="1872"/>
+          </w:tcPr>
+          <w:p>
+            <w:pPr>
+              <w:spacing w:before="60" w:after="60" w:line="264" w:lineRule="auto"/>
+            </w:pPr>
+            <w:r/>
+            <w:r>
+              <w:rPr>
+                <w:b w:val="0"/>
+                <w:i w:val="0"/>
+                <w:sz w:val="17"/>
+              </w:rPr>
+              <w:t>On-screen text</w:t>
+            </w:r>
+          </w:p>
+        </w:tc>
+        <w:tc>
+          <w:tcPr>
+            <w:tcW w:type="dxa" w:w="7776"/>
+          </w:tcPr>
+          <w:p>
+            <w:pPr>
+              <w:spacing w:before="60" w:after="60" w:line="264" w:lineRule="auto"/>
+            </w:pPr>
+            <w:r/>
+            <w:r>
+              <w:rPr>
+                <w:b w:val="0"/>
+                <w:i w:val="0"/>
+                <w:sz w:val="17"/>
+              </w:rPr>
+              <w:t>Keep the proof.</w:t>
+            </w:r>
+          </w:p>
+        </w:tc>
+      </w:tr>
+      <w:tr>
+        <w:tc>
+          <w:tcPr>
+            <w:tcW w:type="dxa" w:w="1872"/>
+          </w:tcPr>
+          <w:p>
+            <w:pPr>
+              <w:spacing w:before="60" w:after="60" w:line="264" w:lineRule="auto"/>
+            </w:pPr>
+            <w:r/>
+            <w:r>
+              <w:rPr>
+                <w:b w:val="0"/>
+                <w:i w:val="0"/>
+                <w:sz w:val="17"/>
+              </w:rPr>
+              <w:t>Opening visual</w:t>
+            </w:r>
+          </w:p>
+        </w:tc>
+        <w:tc>
+          <w:tcPr>
+            <w:tcW w:type="dxa" w:w="7776"/>
+          </w:tcPr>
+          <w:p>
+            <w:pPr>
+              <w:spacing w:before="60" w:after="60" w:line="264" w:lineRule="auto"/>
+            </w:pPr>
+            <w:r/>
+            <w:r>
+              <w:rPr>
+                <w:b w:val="0"/>
+                <w:i w:val="0"/>
+                <w:sz w:val="17"/>
+              </w:rPr>
+              <w:t>Camera, 9:16</w:t>
+            </w:r>
+          </w:p>
+        </w:tc>
+      </w:tr>
+      <w:tr>
+        <w:tc>
+          <w:tcPr>
+            <w:tcW w:type="dxa" w:w="1872"/>
+          </w:tcPr>
+          <w:p>
+            <w:pPr>
+              <w:spacing w:before="60" w:after="60" w:line="264" w:lineRule="auto"/>
+            </w:pPr>
+            <w:r/>
+            <w:r>
+              <w:rPr>
+                <w:b w:val="0"/>
+                <w:i w:val="0"/>
+                <w:sz w:val="17"/>
+              </w:rPr>
+              <w:t>Sound</w:t>
+            </w:r>
+          </w:p>
+        </w:tc>
+        <w:tc>
+          <w:tcPr>
+            <w:tcW w:type="dxa" w:w="7776"/>
+          </w:tcPr>
+          <w:p>
+            <w:pPr>
+              <w:spacing w:before="60" w:after="60" w:line="264" w:lineRule="auto"/>
+            </w:pPr>
+            <w:r/>
+            <w:r>
+              <w:rPr>
+                <w:b w:val="0"/>
+                <w:i w:val="0"/>
+                <w:sz w:val="17"/>
+              </w:rPr>
+              <w:t>One accent, on “property”</w:t>
+            </w:r>
+          </w:p>
+        </w:tc>
+      </w:tr>
+    </w:tbl>
+    <w:p>
+      <w:pPr>
+        <w:spacing w:after="120"/>
+      </w:pPr>
+    </w:p>
+    <w:p>
+      <w:pPr>
+        <w:spacing w:before="200" w:after="60"/>
+        <w:keepNext w:val="1"/>
+        <w:keepLines w:val="1"/>
+      </w:pPr>
+      <w:r>
+        <w:rPr>
+          <w:b/>
+          <w:i w:val="0"/>
+          <w:color w:val="8A6D1E"/>
+          <w:sz w:val="17"/>
+        </w:rPr>
+        <w:t>CUT TO</w:t>
+      </w:r>
+    </w:p>
+    <w:tbl>
+      <w:tblPr>
+        <w:tblW w:type="auto" w:w="0"/>
+        <w:jc w:val="left"/>
+        <w:tblBorders>
+          <w:top w:val="single" w:sz="4" w:space="0" w:color="C9BFA8"/>
+          <w:left w:val="single" w:sz="4" w:space="0" w:color="C9BFA8"/>
+          <w:bottom w:val="single" w:sz="4" w:space="0" w:color="C9BFA8"/>
+          <w:right w:val="single" w:sz="4" w:space="0" w:color="C9BFA8"/>
+          <w:insideH w:val="single" w:sz="4" w:space="0" w:color="C9BFA8"/>
+          <w:insideV w:val="single" w:sz="4" w:space="0" w:color="C9BFA8"/>
+        </w:tblBorders>
+        <w:tblLayout w:type="fixed"/>
+        <w:tblLook w:firstColumn="1" w:firstRow="1" w:lastColumn="0" w:lastRow="0" w:noHBand="0" w:noVBand="1" w:val="04A0"/>
+      </w:tblPr>
+      <w:tblGrid>
+        <w:gridCol w:w="4824"/>
+        <w:gridCol w:w="4824"/>
+      </w:tblGrid>
+      <w:tr>
+        <w:trPr>
+          <w:tblHeader w:val="true"/>
+        </w:trPr>
+        <w:tc>
+          <w:tcPr>
+            <w:tcW w:type="dxa" w:w="4896"/>
+            <w:shd w:val="clear" w:color="auto" w:fill="F3EFE6"/>
+          </w:tcPr>
+          <w:p>
+            <w:pPr>
+              <w:spacing w:before="60" w:after="60" w:line="264" w:lineRule="auto"/>
+            </w:pPr>
+            <w:r/>
+            <w:r>
+              <w:rPr>
+                <w:b/>
+                <w:i w:val="0"/>
+                <w:color w:val="112345"/>
+                <w:sz w:val="17"/>
+              </w:rPr>
+              <w:t>ON THESE WORDS</w:t>
+            </w:r>
+          </w:p>
+        </w:tc>
+        <w:tc>
+          <w:tcPr>
+            <w:tcW w:type="dxa" w:w="4752"/>
+            <w:shd w:val="clear" w:color="auto" w:fill="F3EFE6"/>
+          </w:tcPr>
+          <w:p>
+            <w:pPr>
+              <w:spacing w:before="60" w:after="60" w:line="264" w:lineRule="auto"/>
+            </w:pPr>
+            <w:r/>
+            <w:r>
+              <w:rPr>
+                <w:b/>
+                <w:i w:val="0"/>
+                <w:color w:val="112345"/>
+                <w:sz w:val="17"/>
+              </w:rPr>
+              <w:t>CARD</w:t>
+            </w:r>
+          </w:p>
+        </w:tc>
+      </w:tr>
+      <w:tr>
+        <w:tc>
+          <w:tcPr>
+            <w:tcW w:type="dxa" w:w="4896"/>
+          </w:tcPr>
+          <w:p>
+            <w:pPr>
+              <w:spacing w:before="60" w:after="60" w:line="264" w:lineRule="auto"/>
+            </w:pPr>
+            <w:r/>
+            <w:r>
+              <w:rPr>
+                <w:b w:val="0"/>
+                <w:i w:val="0"/>
+                <w:sz w:val="17"/>
+              </w:rPr>
+              <w:t>The goal is not to keep</w:t>
+            </w:r>
+          </w:p>
+        </w:tc>
+        <w:tc>
+          <w:tcPr>
+            <w:tcW w:type="dxa" w:w="4752"/>
+          </w:tcPr>
+          <w:p>
+            <w:pPr>
+              <w:spacing w:before="60" w:after="60" w:line="264" w:lineRule="auto"/>
+            </w:pPr>
+            <w:r/>
+            <w:r>
+              <w:rPr>
+                <w:b w:val="0"/>
+                <w:i w:val="0"/>
+                <w:sz w:val="17"/>
+              </w:rPr>
+              <w:t>NEW_V8_FS_04_NOT_THE_ARTIFACT</w:t>
+            </w:r>
+          </w:p>
+        </w:tc>
+      </w:tr>
+    </w:tbl>
+    <w:p>
+      <w:pPr>
+        <w:spacing w:after="120"/>
+      </w:pPr>
+    </w:p>
+    <w:p>
+      <w:pPr>
+        <w:spacing w:before="200" w:after="60"/>
+        <w:keepNext w:val="1"/>
+        <w:keepLines w:val="1"/>
+      </w:pPr>
+      <w:r>
+        <w:rPr>
+          <w:b/>
+          <w:i w:val="0"/>
+          <w:color w:val="8A6D1E"/>
+          <w:sz w:val="17"/>
+        </w:rPr>
+        <w:t>PAYOFF FRAME</w:t>
+      </w:r>
+    </w:p>
+    <w:p>
+      <w:pPr>
+        <w:spacing w:before="0" w:after="160"/>
+      </w:pPr>
+      <w:r>
+        <w:rPr>
+          <w:b w:val="0"/>
+          <w:i w:val="0"/>
+          <w:sz w:val="21"/>
+        </w:rPr>
+        <w:t>NEW_V8_FS_03_KEEP_THE_PROOF, held on the ask. It is the last frame.</w:t>
+      </w:r>
+    </w:p>
+    <w:p>
+      <w:pPr>
+        <w:spacing w:before="200" w:after="60"/>
+        <w:keepNext w:val="1"/>
+        <w:keepLines w:val="1"/>
+      </w:pPr>
+      <w:r>
+        <w:rPr>
+          <w:b/>
+          <w:i w:val="0"/>
+          <w:color w:val="8A6D1E"/>
+          <w:sz w:val="17"/>
+        </w:rPr>
         <w:t>STANDS ALONE</w:t>
       </w:r>
     </w:p>
@@ -873,7 +1599,7 @@
           <w:i w:val="0"/>
           <w:sz w:val="21"/>
         </w:rPr>
-        <w:t>Understandable without the long-form video. It is not a trailer, and the ask is the only ask.</w:t>
+        <w:t>Understandable without the long-form video. It is not a trailer, and the ask is the only ask. Every card named above already exists in this video's 04_VISUAL_ASSETS folder.</w:t>
       </w:r>
     </w:p>
     <w:p>
@@ -1026,6 +1752,369 @@
           <w:color w:val="8A6D1E"/>
           <w:sz w:val="17"/>
         </w:rPr>
+        <w:t>OPENING, SPECIFIC TO THIS SHORT</w:t>
+      </w:r>
+    </w:p>
+    <w:tbl>
+      <w:tblPr>
+        <w:tblW w:type="auto" w:w="0"/>
+        <w:jc w:val="left"/>
+        <w:tblBorders>
+          <w:top w:val="single" w:sz="4" w:space="0" w:color="C9BFA8"/>
+          <w:left w:val="single" w:sz="4" w:space="0" w:color="C9BFA8"/>
+          <w:bottom w:val="single" w:sz="4" w:space="0" w:color="C9BFA8"/>
+          <w:right w:val="single" w:sz="4" w:space="0" w:color="C9BFA8"/>
+          <w:insideH w:val="single" w:sz="4" w:space="0" w:color="C9BFA8"/>
+          <w:insideV w:val="single" w:sz="4" w:space="0" w:color="C9BFA8"/>
+        </w:tblBorders>
+        <w:tblLayout w:type="fixed"/>
+        <w:tblLook w:firstColumn="1" w:firstRow="1" w:lastColumn="0" w:lastRow="0" w:noHBand="0" w:noVBand="1" w:val="04A0"/>
+      </w:tblPr>
+      <w:tblGrid>
+        <w:gridCol w:w="4824"/>
+        <w:gridCol w:w="4824"/>
+      </w:tblGrid>
+      <w:tr>
+        <w:trPr>
+          <w:tblHeader w:val="true"/>
+        </w:trPr>
+        <w:tc>
+          <w:tcPr>
+            <w:tcW w:type="dxa" w:w="1872"/>
+            <w:shd w:val="clear" w:color="auto" w:fill="F3EFE6"/>
+          </w:tcPr>
+          <w:p>
+            <w:pPr>
+              <w:spacing w:before="60" w:after="60" w:line="264" w:lineRule="auto"/>
+            </w:pPr>
+            <w:r/>
+            <w:r>
+              <w:rPr>
+                <w:b/>
+                <w:i w:val="0"/>
+                <w:color w:val="112345"/>
+                <w:sz w:val="17"/>
+              </w:rPr>
+            </w:r>
+          </w:p>
+        </w:tc>
+        <w:tc>
+          <w:tcPr>
+            <w:tcW w:type="dxa" w:w="7776"/>
+            <w:shd w:val="clear" w:color="auto" w:fill="F3EFE6"/>
+          </w:tcPr>
+          <w:p>
+            <w:pPr>
+              <w:spacing w:before="60" w:after="60" w:line="264" w:lineRule="auto"/>
+            </w:pPr>
+            <w:r/>
+            <w:r>
+              <w:rPr>
+                <w:b/>
+                <w:i w:val="0"/>
+                <w:color w:val="112345"/>
+                <w:sz w:val="17"/>
+              </w:rPr>
+            </w:r>
+          </w:p>
+        </w:tc>
+      </w:tr>
+      <w:tr>
+        <w:tc>
+          <w:tcPr>
+            <w:tcW w:type="dxa" w:w="1872"/>
+          </w:tcPr>
+          <w:p>
+            <w:pPr>
+              <w:spacing w:before="60" w:after="60" w:line="264" w:lineRule="auto"/>
+            </w:pPr>
+            <w:r/>
+            <w:r>
+              <w:rPr>
+                <w:b w:val="0"/>
+                <w:i w:val="0"/>
+                <w:sz w:val="17"/>
+              </w:rPr>
+              <w:t>On-screen text</w:t>
+            </w:r>
+          </w:p>
+        </w:tc>
+        <w:tc>
+          <w:tcPr>
+            <w:tcW w:type="dxa" w:w="7776"/>
+          </w:tcPr>
+          <w:p>
+            <w:pPr>
+              <w:spacing w:before="60" w:after="60" w:line="264" w:lineRule="auto"/>
+            </w:pPr>
+            <w:r/>
+            <w:r>
+              <w:rPr>
+                <w:b w:val="0"/>
+                <w:i w:val="0"/>
+                <w:sz w:val="17"/>
+              </w:rPr>
+              <w:t>later is often when the details are hardest to remember</w:t>
+            </w:r>
+          </w:p>
+        </w:tc>
+      </w:tr>
+      <w:tr>
+        <w:tc>
+          <w:tcPr>
+            <w:tcW w:type="dxa" w:w="1872"/>
+          </w:tcPr>
+          <w:p>
+            <w:pPr>
+              <w:spacing w:before="60" w:after="60" w:line="264" w:lineRule="auto"/>
+            </w:pPr>
+            <w:r/>
+            <w:r>
+              <w:rPr>
+                <w:b w:val="0"/>
+                <w:i w:val="0"/>
+                <w:sz w:val="17"/>
+              </w:rPr>
+              <w:t>Opening visual</w:t>
+            </w:r>
+          </w:p>
+        </w:tc>
+        <w:tc>
+          <w:tcPr>
+            <w:tcW w:type="dxa" w:w="7776"/>
+          </w:tcPr>
+          <w:p>
+            <w:pPr>
+              <w:spacing w:before="60" w:after="60" w:line="264" w:lineRule="auto"/>
+            </w:pPr>
+            <w:r/>
+            <w:r>
+              <w:rPr>
+                <w:b w:val="0"/>
+                <w:i w:val="0"/>
+                <w:sz w:val="17"/>
+              </w:rPr>
+              <w:t>NEW_V8_FS_06_THE_DETAILS_BLUR, reframed to 9:16</w:t>
+            </w:r>
+          </w:p>
+        </w:tc>
+      </w:tr>
+      <w:tr>
+        <w:tc>
+          <w:tcPr>
+            <w:tcW w:type="dxa" w:w="1872"/>
+          </w:tcPr>
+          <w:p>
+            <w:pPr>
+              <w:spacing w:before="60" w:after="60" w:line="264" w:lineRule="auto"/>
+            </w:pPr>
+            <w:r/>
+            <w:r>
+              <w:rPr>
+                <w:b w:val="0"/>
+                <w:i w:val="0"/>
+                <w:sz w:val="17"/>
+              </w:rPr>
+              <w:t>Sound</w:t>
+            </w:r>
+          </w:p>
+        </w:tc>
+        <w:tc>
+          <w:tcPr>
+            <w:tcW w:type="dxa" w:w="7776"/>
+          </w:tcPr>
+          <w:p>
+            <w:pPr>
+              <w:spacing w:before="60" w:after="60" w:line="264" w:lineRule="auto"/>
+            </w:pPr>
+            <w:r/>
+            <w:r>
+              <w:rPr>
+                <w:b w:val="0"/>
+                <w:i w:val="0"/>
+                <w:sz w:val="17"/>
+              </w:rPr>
+              <w:t>One accent, on “later”</w:t>
+            </w:r>
+          </w:p>
+        </w:tc>
+      </w:tr>
+    </w:tbl>
+    <w:p>
+      <w:pPr>
+        <w:spacing w:after="120"/>
+      </w:pPr>
+    </w:p>
+    <w:p>
+      <w:pPr>
+        <w:spacing w:before="200" w:after="60"/>
+        <w:keepNext w:val="1"/>
+        <w:keepLines w:val="1"/>
+      </w:pPr>
+      <w:r>
+        <w:rPr>
+          <w:b/>
+          <w:i w:val="0"/>
+          <w:color w:val="8A6D1E"/>
+          <w:sz w:val="17"/>
+        </w:rPr>
+        <w:t>CUT TO</w:t>
+      </w:r>
+    </w:p>
+    <w:tbl>
+      <w:tblPr>
+        <w:tblW w:type="auto" w:w="0"/>
+        <w:jc w:val="left"/>
+        <w:tblBorders>
+          <w:top w:val="single" w:sz="4" w:space="0" w:color="C9BFA8"/>
+          <w:left w:val="single" w:sz="4" w:space="0" w:color="C9BFA8"/>
+          <w:bottom w:val="single" w:sz="4" w:space="0" w:color="C9BFA8"/>
+          <w:right w:val="single" w:sz="4" w:space="0" w:color="C9BFA8"/>
+          <w:insideH w:val="single" w:sz="4" w:space="0" w:color="C9BFA8"/>
+          <w:insideV w:val="single" w:sz="4" w:space="0" w:color="C9BFA8"/>
+        </w:tblBorders>
+        <w:tblLayout w:type="fixed"/>
+        <w:tblLook w:firstColumn="1" w:firstRow="1" w:lastColumn="0" w:lastRow="0" w:noHBand="0" w:noVBand="1" w:val="04A0"/>
+      </w:tblPr>
+      <w:tblGrid>
+        <w:gridCol w:w="4824"/>
+        <w:gridCol w:w="4824"/>
+      </w:tblGrid>
+      <w:tr>
+        <w:trPr>
+          <w:tblHeader w:val="true"/>
+        </w:trPr>
+        <w:tc>
+          <w:tcPr>
+            <w:tcW w:type="dxa" w:w="4896"/>
+            <w:shd w:val="clear" w:color="auto" w:fill="F3EFE6"/>
+          </w:tcPr>
+          <w:p>
+            <w:pPr>
+              <w:spacing w:before="60" w:after="60" w:line="264" w:lineRule="auto"/>
+            </w:pPr>
+            <w:r/>
+            <w:r>
+              <w:rPr>
+                <w:b/>
+                <w:i w:val="0"/>
+                <w:color w:val="112345"/>
+                <w:sz w:val="17"/>
+              </w:rPr>
+              <w:t>ON THESE WORDS</w:t>
+            </w:r>
+          </w:p>
+        </w:tc>
+        <w:tc>
+          <w:tcPr>
+            <w:tcW w:type="dxa" w:w="4752"/>
+            <w:shd w:val="clear" w:color="auto" w:fill="F3EFE6"/>
+          </w:tcPr>
+          <w:p>
+            <w:pPr>
+              <w:spacing w:before="60" w:after="60" w:line="264" w:lineRule="auto"/>
+            </w:pPr>
+            <w:r/>
+            <w:r>
+              <w:rPr>
+                <w:b/>
+                <w:i w:val="0"/>
+                <w:color w:val="112345"/>
+                <w:sz w:val="17"/>
+              </w:rPr>
+              <w:t>CARD</w:t>
+            </w:r>
+          </w:p>
+        </w:tc>
+      </w:tr>
+      <w:tr>
+        <w:tc>
+          <w:tcPr>
+            <w:tcW w:type="dxa" w:w="4896"/>
+          </w:tcPr>
+          <w:p>
+            <w:pPr>
+              <w:spacing w:before="60" w:after="60" w:line="264" w:lineRule="auto"/>
+            </w:pPr>
+            <w:r/>
+            <w:r>
+              <w:rPr>
+                <w:b w:val="0"/>
+                <w:i w:val="0"/>
+                <w:sz w:val="17"/>
+              </w:rPr>
+              <w:t>Once a month, take ten minutes</w:t>
+            </w:r>
+          </w:p>
+        </w:tc>
+        <w:tc>
+          <w:tcPr>
+            <w:tcW w:type="dxa" w:w="4752"/>
+          </w:tcPr>
+          <w:p>
+            <w:pPr>
+              <w:spacing w:before="60" w:after="60" w:line="264" w:lineRule="auto"/>
+            </w:pPr>
+            <w:r/>
+            <w:r>
+              <w:rPr>
+                <w:b w:val="0"/>
+                <w:i w:val="0"/>
+                <w:sz w:val="17"/>
+              </w:rPr>
+              <w:t>NEW_V8_FS_07_TEN_MINUTE_HABIT</w:t>
+            </w:r>
+          </w:p>
+        </w:tc>
+      </w:tr>
+    </w:tbl>
+    <w:p>
+      <w:pPr>
+        <w:spacing w:after="120"/>
+      </w:pPr>
+    </w:p>
+    <w:p>
+      <w:pPr>
+        <w:spacing w:before="200" w:after="60"/>
+        <w:keepNext w:val="1"/>
+        <w:keepLines w:val="1"/>
+      </w:pPr>
+      <w:r>
+        <w:rPr>
+          <w:b/>
+          <w:i w:val="0"/>
+          <w:color w:val="8A6D1E"/>
+          <w:sz w:val="17"/>
+        </w:rPr>
+        <w:t>PAYOFF FRAME</w:t>
+      </w:r>
+    </w:p>
+    <w:p>
+      <w:pPr>
+        <w:spacing w:before="0" w:after="160"/>
+      </w:pPr>
+      <w:r>
+        <w:rPr>
+          <w:b w:val="0"/>
+          <w:i w:val="0"/>
+          <w:sz w:val="21"/>
+        </w:rPr>
+        <w:t>NEW_V8_FS_07_TEN_MINUTE_HABIT, held on the ask. It is the last frame.</w:t>
+      </w:r>
+    </w:p>
+    <w:p>
+      <w:pPr>
+        <w:spacing w:before="200" w:after="60"/>
+        <w:keepNext w:val="1"/>
+        <w:keepLines w:val="1"/>
+      </w:pPr>
+      <w:r>
+        <w:rPr>
+          <w:b/>
+          <w:i w:val="0"/>
+          <w:color w:val="8A6D1E"/>
+          <w:sz w:val="17"/>
+        </w:rPr>
         <w:t>STANDS ALONE</w:t>
       </w:r>
     </w:p>
@@ -1039,7 +2128,7 @@
           <w:i w:val="0"/>
           <w:sz w:val="21"/>
         </w:rPr>
-        <w:t>Understandable without the long-form video. It is not a trailer, and the ask is the only ask.</w:t>
+        <w:t>Understandable without the long-form video. It is not a trailer, and the ask is the only ask. Every card named above already exists in this video's 04_VISUAL_ASSETS folder.</w:t>
       </w:r>
     </w:p>
     <w:sectPr>

--- a/deliverables/V4-V11_SYNC/PACKAGES/NEW_V08_Synchronized_Production_Package/05_SHORTS/Three_Candidate_Shorts.docx
+++ b/deliverables/V4-V11_SYNC/PACKAGES/NEW_V08_Synchronized_Production_Package/05_SHORTS/Three_Candidate_Shorts.docx
@@ -106,7 +106,7 @@
         <w:rPr>
           <w:sz w:val="21"/>
         </w:rPr>
-        <w:t>Wednesday, September 16, 2026 | 3:21 PM CT</w:t>
+        <w:t>Thursday, September 17, 2026 | 8:55 AM CT</w:t>
       </w:r>
     </w:p>
     <w:p>
@@ -448,7 +448,7 @@
                 <w:i w:val="0"/>
                 <w:sz w:val="17"/>
               </w:rPr>
-              <w:t>83</w:t>
+              <w:t>76</w:t>
             </w:r>
           </w:p>
         </w:tc>
@@ -467,7 +467,7 @@
                 <w:i w:val="0"/>
                 <w:sz w:val="17"/>
               </w:rPr>
-              <w:t>0:30</w:t>
+              <w:t>0:28</w:t>
             </w:r>
           </w:p>
         </w:tc>
@@ -1694,20 +1694,7 @@
           <w:i w:val="0"/>
           <w:sz w:val="22"/>
         </w:rPr>
-        <w:t>Once a month, take ten minutes and write down: What changed? What was mine?</w:t>
-      </w:r>
-    </w:p>
-    <w:p>
-      <w:pPr>
-        <w:spacing w:before="0" w:after="80"/>
-      </w:pPr>
-      <w:r>
-        <w:rPr>
-          <w:b w:val="0"/>
-          <w:i w:val="0"/>
-          <w:sz w:val="22"/>
-        </w:rPr>
-        <w:t>What was hard? What proof do I have? What would I be allowed to say outside this company?</w:t>
+        <w:t>That is why evidence is easier to capture while the work is still fresh.</w:t>
       </w:r>
     </w:p>
     <w:p>
@@ -1736,7 +1723,20 @@
           <w:i w:val="0"/>
           <w:sz w:val="22"/>
         </w:rPr>
-        <w:t>That last question matters. You want a version of the story that is useful and also safe to carry with you.</w:t>
+        <w:t>Once a month, take ten minutes and write down: What changed? What was mine?</w:t>
+      </w:r>
+    </w:p>
+    <w:p>
+      <w:pPr>
+        <w:spacing w:before="0" w:after="80"/>
+      </w:pPr>
+      <w:r>
+        <w:rPr>
+          <w:b/>
+          <w:i w:val="0"/>
+          <w:sz w:val="22"/>
+        </w:rPr>
+        <w:t>What was hard? What proof do I have? What would I be allowed to say outside this company?</w:t>
       </w:r>
     </w:p>
     <w:p>

--- a/deliverables/V4-V11_SYNC/PACKAGES/NEW_V08_Synchronized_Production_Package/05_SHORTS/Three_Candidate_Shorts.docx
+++ b/deliverables/V4-V11_SYNC/PACKAGES/NEW_V08_Synchronized_Production_Package/05_SHORTS/Three_Candidate_Shorts.docx
@@ -106,7 +106,7 @@
         <w:rPr>
           <w:sz w:val="21"/>
         </w:rPr>
-        <w:t>Thursday, September 17, 2026 | 8:55 AM CT</w:t>
+        <w:t>Thursday, September 17, 2026 | 12:57 PM CT</w:t>
       </w:r>
     </w:p>
     <w:p>
@@ -292,7 +292,7 @@
                 <w:i w:val="0"/>
                 <w:sz w:val="17"/>
               </w:rPr>
-              <w:t>125</w:t>
+              <w:t>123</w:t>
             </w:r>
           </w:p>
         </w:tc>
@@ -628,6 +628,19 @@
     </w:p>
     <w:p>
       <w:pPr>
+        <w:spacing w:before="0" w:after="80"/>
+      </w:pPr>
+      <w:r>
+        <w:rPr>
+          <w:b w:val="0"/>
+          <w:i w:val="0"/>
+          <w:sz w:val="22"/>
+        </w:rPr>
+        <w:t>And no, I am not telling you to take company files.</w:t>
+      </w:r>
+    </w:p>
+    <w:p>
+      <w:pPr>
         <w:spacing w:before="200" w:after="60"/>
         <w:keepNext w:val="1"/>
         <w:keepLines w:val="1"/>
@@ -652,7 +665,7 @@
           <w:i w:val="0"/>
           <w:sz w:val="22"/>
         </w:rPr>
-        <w:t>Pick one project and write five things in your own words: baseline, scope, the decision that was yours, the result, and how the result was judged. Then ask what you are allowed to keep or say outside the company.</w:t>
+        <w:t>Pick one project and write five things in your own words: baseline, scope, the decision that was yours, the result, and how the result was judged.</w:t>
       </w:r>
     </w:p>
     <w:p>

--- a/deliverables/V4-V11_SYNC/PACKAGES/NEW_V08_Synchronized_Production_Package/05_SHORTS/Three_Candidate_Shorts.docx
+++ b/deliverables/V4-V11_SYNC/PACKAGES/NEW_V08_Synchronized_Production_Package/05_SHORTS/Three_Candidate_Shorts.docx
@@ -106,7 +106,7 @@
         <w:rPr>
           <w:sz w:val="21"/>
         </w:rPr>
-        <w:t>Thursday, September 17, 2026 | 12:57 PM CT</w:t>
+        <w:t>Saturday, September 19, 2026 | 6:36 AM CT</w:t>
       </w:r>
     </w:p>
     <w:p>

--- a/deliverables/V4-V11_SYNC/PACKAGES/NEW_V08_Synchronized_Production_Package/05_SHORTS/Three_Candidate_Shorts.docx
+++ b/deliverables/V4-V11_SYNC/PACKAGES/NEW_V08_Synchronized_Production_Package/05_SHORTS/Three_Candidate_Shorts.docx
@@ -106,7 +106,7 @@
         <w:rPr>
           <w:sz w:val="21"/>
         </w:rPr>
-        <w:t>Saturday, September 19, 2026 | 6:36 AM CT</w:t>
+        <w:t>Saturday, September 19, 2026 | 7:08 AM CT</w:t>
       </w:r>
     </w:p>
     <w:p>
